--- a/Documents Generation/noc-travel.docx
+++ b/Documents Generation/noc-travel.docx
@@ -131,7 +131,7 @@
         </w:rPr>
       </w:pPr>
       <w:r>
-        <w:t>We, Maids CC Domestic Workers Services LLC, hereby certify that we have no objection to {{maid_name}}, holding passport number {{maid_passport_number}}, Nationality {{maid_nationality}},holding ID card number {{maid_eid_number}}, currently employed under our sponsorship as a {{maid_profession}}, traveling to {{destination_country}} accompanied by {{companion_salutation_name}}. {{companion_name}}, {{companion_nationality}}, holding passport number {{companion_passport_number}}.</w:t>
+        <w:t>We, Maids CC Domestic Workers Services LLC, hereby certify that we have no objection to {{maid_name}}, holding passport number {{maid_passport_number}}, Nationality {{maid_nationality}},holding ID card number {{maid_eid_number}}, currently employed under our sponsorship as a {{maid_profession}}, traveling to {{destination_country}} accompanied by {{companion_salutation_name}}. {{companion_name}}, {{companion_nationality}}, holding passport number {{companion_passport_number}}{{family_suffix}}</w:t>
       </w:r>
       <w:r>
         <w:rPr>
@@ -234,6 +234,19 @@
           <w:bCs/>
         </w:rPr>
         <w:t>Visa Type: {{visa_type}}</w:t>
+      </w:r>
+    </w:p>
+    <w:p>
+      <w:pPr>
+        <w:spacing w:before="204"/>
+        <w:ind w:left="1"/>
+        <w:rPr>
+          <w:b/>
+          <w:bCs/>
+        </w:rPr>
+      </w:pPr>
+      <w:r>
+        <w:t>{{stay_line}}</w:t>
       </w:r>
     </w:p>
     <w:p>

--- a/Documents Generation/noc-travel.docx
+++ b/Documents Generation/noc-travel.docx
@@ -36,6 +36,18 @@
           <w:szCs w:val="26"/>
         </w:rPr>
       </w:pPr>
+    </w:p>
+    <w:p>
+      <w:pPr>
+        <w:pStyle w:val="Title"/>
+        <w:ind w:firstLine="359"/>
+        <w:rPr>
+          <w:u w:val="none"/>
+        </w:rPr>
+      </w:pPr>
+      <w:r>
+        <w:t>{{addressee}}</w:t>
+      </w:r>
     </w:p>
     <w:p>
       <w:pPr>

--- a/Documents Generation/noc-travel.docx
+++ b/Documents Generation/noc-travel.docx
@@ -143,7 +143,7 @@
         </w:rPr>
       </w:pPr>
       <w:r>
-        <w:t>We, Maids CC Domestic Workers Services LLC, hereby certify that we have no objection to {{maid_name}}, holding passport number {{maid_passport_number}}, Nationality {{maid_nationality}},holding ID card number {{maid_eid_number}}, currently employed under our sponsorship as a {{maid_profession}}, traveling to {{destination_country}} accompanied by {{companion_salutation_name}}. {{companion_name}}, {{companion_nationality}}, holding passport number {{companion_passport_number}}{{family_suffix}}</w:t>
+        <w:t>We, Maids CC Domestic Workers Services LLC, hereby certify that we have no objection to {{maid_name}}, holding passport number {{maid_passport_number}}, Nationality {{maid_nationality}},holding ID card number {{maid_eid_number}}, currently employed under our sponsorship as a {{maid_profession}}, traveling to {{destination_country}} accompanied by {{companion_salutation_name}}. {{companion_name}}, {{companion_nationality}}, {{companion_gender}}, holding passport number {{companion_passport_number}}{{family_suffix}}</w:t>
       </w:r>
       <w:r>
         <w:rPr>
@@ -327,6 +327,12 @@
       </w:pPr>
     </w:p>
     <w:p>
+      <w:pPr/>
+      <w:r>
+        <w:t>{{signatory_name}}</w:t>
+      </w:r>
+    </w:p>
+    <w:p>
       <w:pPr>
         <w:spacing w:before="1"/>
         <w:ind w:left="1"/>
@@ -355,49 +361,6 @@
         <w:rPr>
           <w:noProof/>
         </w:rPr>
-        <w:drawing>
-          <wp:anchor distT="0" distB="0" distL="0" distR="0" simplePos="0" relativeHeight="251658240" behindDoc="0" locked="0" layoutInCell="1" hidden="0" allowOverlap="1" wp14:anchorId="2A81254B" wp14:editId="3780829E">
-            <wp:simplePos x="0" y="0"/>
-            <wp:positionH relativeFrom="column">
-              <wp:posOffset>0</wp:posOffset>
-            </wp:positionH>
-            <wp:positionV relativeFrom="paragraph">
-              <wp:posOffset>195567</wp:posOffset>
-            </wp:positionV>
-            <wp:extent cx="2190484" cy="955548"/>
-            <wp:effectExtent l="0" t="0" r="0" b="0"/>
-            <wp:wrapTopAndBottom distT="0" distB="0"/>
-            <wp:docPr id="2" name="image2.jpg"/>
-            <wp:cNvGraphicFramePr/>
-            <a:graphic xmlns:a="http://schemas.openxmlformats.org/drawingml/2006/main">
-              <a:graphicData uri="http://schemas.openxmlformats.org/drawingml/2006/picture">
-                <pic:pic xmlns:pic="http://schemas.openxmlformats.org/drawingml/2006/picture">
-                  <pic:nvPicPr>
-                    <pic:cNvPr id="0" name="image2.jpg"/>
-                    <pic:cNvPicPr preferRelativeResize="0"/>
-                  </pic:nvPicPr>
-                  <pic:blipFill>
-                    <a:blip r:embed="rId6"/>
-                    <a:srcRect/>
-                    <a:stretch>
-                      <a:fillRect/>
-                    </a:stretch>
-                  </pic:blipFill>
-                  <pic:spPr>
-                    <a:xfrm>
-                      <a:off x="0" y="0"/>
-                      <a:ext cx="2190484" cy="955548"/>
-                    </a:xfrm>
-                    <a:prstGeom prst="rect">
-                      <a:avLst/>
-                    </a:prstGeom>
-                    <a:ln/>
-                  </pic:spPr>
-                </pic:pic>
-              </a:graphicData>
-            </a:graphic>
-          </wp:anchor>
-        </w:drawing>
       </w:r>
     </w:p>
     <w:sectPr>
